--- a/4semestre/redes-e-sistemas-distribuidos/trabalhos/trabalho-airdrop.docx
+++ b/4semestre/redes-e-sistemas-distribuidos/trabalhos/trabalho-airdrop.docx
@@ -651,25 +651,75 @@
         <w:jc w:val="left"/>
         <w:rPr>
           <w:rFonts w:ascii="Times New Roman" w:cs="Times New Roman" w:eastAsia="Times New Roman" w:hAnsi="Times New Roman"/>
+        </w:rPr>
+      </w:pPr>
+      <w:r>
+        <w:rPr>
+          <w:rFonts w:ascii="Times New Roman" w:cs="Times New Roman" w:eastAsia="Times New Roman" w:hAnsi="Times New Roman"/>
           <w:b w:val="1"/>
           <w:bCs w:val="1"/>
-        </w:rPr>
-      </w:pPr>
-      <w:r>
+          <w:rtl w:val="0"/>
+        </w:rPr>
+        <w:t xml:space="preserve">1. INTRODUÇÃO</w:t>
+      </w:r>
+      <w:r>
+        <w:rPr>
+          <w:rFonts w:ascii="Times New Roman" w:cs="Times New Roman" w:eastAsia="Times New Roman" w:hAnsi="Times New Roman"/>
+          <w:rtl w:val="0"/>
+        </w:rPr>
+        <w:t xml:space="preserve"> </w:t>
+        <w:tab/>
+      </w:r>
+    </w:p>
+    <w:p>
+      <w:pPr>
+        <w:spacing w:before="240" w:lineRule="auto"/>
+        <w:ind w:firstLine="720"/>
+        <w:rPr>
+          <w:rFonts w:ascii="Times New Roman" w:cs="Times New Roman" w:eastAsia="Times New Roman" w:hAnsi="Times New Roman"/>
+        </w:rPr>
+      </w:pPr>
+      <w:r>
+        <w:rPr>
+          <w:rFonts w:ascii="Times New Roman" w:cs="Times New Roman" w:eastAsia="Times New Roman" w:hAnsi="Times New Roman"/>
+          <w:rtl w:val="0"/>
+        </w:rPr>
+        <w:t xml:space="preserve">O AirDrop é um serviço de transferência de arquivos da Apple, integrado a mais de 1,5 bilhão de dispositivos. Por não ser uma aplicação, mas um conjunto de protocolos que opera sem servidor e sem internet, este trabalho detalha os protocolos envolvidos e o momento em que cada um atua.</w:t>
+      </w:r>
+    </w:p>
+    <w:p>
+      <w:pPr>
+        <w:jc w:val="left"/>
+        <w:rPr>
+          <w:rFonts w:ascii="Times New Roman" w:cs="Times New Roman" w:eastAsia="Times New Roman" w:hAnsi="Times New Roman"/>
+        </w:rPr>
+      </w:pPr>
+      <w:r>
+        <w:rPr>
+          <w:rtl w:val="0"/>
+        </w:rPr>
+      </w:r>
+    </w:p>
+    <w:p>
+      <w:pPr>
+        <w:jc w:val="left"/>
+        <w:rPr>
+          <w:rFonts w:ascii="Times New Roman" w:cs="Times New Roman" w:eastAsia="Times New Roman" w:hAnsi="Times New Roman"/>
+        </w:rPr>
+      </w:pPr>
+      <w:r>
+        <w:rPr>
+          <w:rtl w:val="0"/>
+        </w:rPr>
+      </w:r>
+    </w:p>
+    <w:p>
+      <w:pPr>
+        <w:jc w:val="left"/>
         <w:rPr>
           <w:rFonts w:ascii="Times New Roman" w:cs="Times New Roman" w:eastAsia="Times New Roman" w:hAnsi="Times New Roman"/>
           <w:b w:val="1"/>
           <w:bCs w:val="1"/>
-          <w:rtl w:val="0"/>
-        </w:rPr>
-        <w:t xml:space="preserve">1. INTRODUÇÃO</w:t>
-      </w:r>
-    </w:p>
-    <w:p>
-      <w:pPr>
-        <w:jc w:val="left"/>
-        <w:rPr>
-          <w:rFonts w:ascii="Times New Roman" w:cs="Times New Roman" w:eastAsia="Times New Roman" w:hAnsi="Times New Roman"/>
         </w:rPr>
       </w:pPr>
       <w:r>
@@ -679,46 +729,11 @@
           <w:bCs w:val="1"/>
           <w:rtl w:val="0"/>
         </w:rPr>
-        <w:tab/>
-      </w:r>
-      <w:r>
-        <w:rPr>
-          <w:rtl w:val="0"/>
-        </w:rPr>
-      </w:r>
-    </w:p>
-    <w:p>
-      <w:pPr>
-        <w:jc w:val="left"/>
-        <w:rPr>
-          <w:rFonts w:ascii="Times New Roman" w:cs="Times New Roman" w:eastAsia="Times New Roman" w:hAnsi="Times New Roman"/>
-        </w:rPr>
-      </w:pPr>
-      <w:r>
-        <w:rPr>
-          <w:rFonts w:ascii="Times New Roman" w:cs="Times New Roman" w:eastAsia="Times New Roman" w:hAnsi="Times New Roman"/>
-          <w:rtl w:val="0"/>
-        </w:rPr>
-        <w:tab/>
-        <w:t xml:space="preserve">O AirDrop é um serviço de transferência de arquivos da Apple, presente em bilhões de dispositivos da empresa (EBRAHIM; TIPPENHAUER, 2026). Como o AirDrop não é uma aplicação, e sim um conjunto de protocolos que, no funcionamento padrão, opera sem servidor e sem internet, o trabalho precisa detalhar quais são os protocolos usados e em que momento cada um entra.</w:t>
-      </w:r>
-    </w:p>
-    <w:p>
-      <w:pPr>
-        <w:jc w:val="left"/>
-        <w:rPr>
-          <w:rFonts w:ascii="Times New Roman" w:cs="Times New Roman" w:eastAsia="Times New Roman" w:hAnsi="Times New Roman"/>
-        </w:rPr>
-      </w:pPr>
-      <w:r>
-        <w:rPr>
-          <w:rtl w:val="0"/>
-        </w:rPr>
-      </w:r>
-    </w:p>
-    <w:p>
-      <w:pPr>
-        <w:jc w:val="left"/>
+        <w:t xml:space="preserve">2. VISÃO GERAL</w:t>
+      </w:r>
+    </w:p>
+    <w:p>
+      <w:pPr>
         <w:rPr>
           <w:rFonts w:ascii="Times New Roman" w:cs="Times New Roman" w:eastAsia="Times New Roman" w:hAnsi="Times New Roman"/>
           <w:b w:val="1"/>
@@ -727,121 +742,104 @@
       </w:pPr>
       <w:r>
         <w:rPr>
+          <w:rtl w:val="0"/>
+        </w:rPr>
+      </w:r>
+    </w:p>
+    <w:p>
+      <w:pPr>
+        <w:rPr>
+          <w:rFonts w:ascii="Times New Roman" w:cs="Times New Roman" w:eastAsia="Times New Roman" w:hAnsi="Times New Roman"/>
+        </w:rPr>
+      </w:pPr>
+      <w:r>
+        <w:rPr>
+          <w:rFonts w:ascii="Times New Roman" w:cs="Times New Roman" w:eastAsia="Times New Roman" w:hAnsi="Times New Roman"/>
+          <w:rtl w:val="0"/>
+        </w:rPr>
+        <w:tab/>
+        <w:t xml:space="preserve">O funcionamento se divide em três fases: descoberta, autenticação e transferência. Na descoberta, o remetente sinaliza a intenção de enviar dados e o receptor ativa o Wi-Fi direto. Na autenticação, os dois aparelhos trocam informações que definem se são contatos entre si. Na transferência, o receptor decide se aceita o arquivo.</w:t>
+      </w:r>
+    </w:p>
+    <w:p>
+      <w:pPr>
+        <w:rPr>
+          <w:rFonts w:ascii="Times New Roman" w:cs="Times New Roman" w:eastAsia="Times New Roman" w:hAnsi="Times New Roman"/>
+        </w:rPr>
+      </w:pPr>
+      <w:r>
+        <w:rPr>
+          <w:rtl w:val="0"/>
+        </w:rPr>
+      </w:r>
+    </w:p>
+    <w:p>
+      <w:pPr>
+        <w:rPr>
+          <w:rFonts w:ascii="Times New Roman" w:cs="Times New Roman" w:eastAsia="Times New Roman" w:hAnsi="Times New Roman"/>
+        </w:rPr>
+      </w:pPr>
+      <w:r>
+        <w:rPr>
+          <w:rFonts w:ascii="Times New Roman" w:cs="Times New Roman" w:eastAsia="Times New Roman" w:hAnsi="Times New Roman"/>
+          <w:rtl w:val="0"/>
+        </w:rPr>
+        <w:tab/>
+        <w:t xml:space="preserve">A identificação do remetente não é condição para a transferência ser bem-sucedida: o que muda é o modo de visibilidade do receptor. No modo Somente Contatos, ele responde apenas a quem está na sua agenda; no modo Todos, a qualquer dispositivo. Em ambos, se a verificação falha do lado do remetente, a transação segue normalmente e o receptor aparece apenas pelo nome do aparelho, sem foto, como não contato. O controle final é sempre do usuário, por aceite manual ou automático quando os dois aparelhos usam o mesmo Apple ID. O Quadro 1 mostra em que fase cada protocolo entra.</w:t>
+      </w:r>
+    </w:p>
+    <w:p>
+      <w:pPr>
+        <w:jc w:val="left"/>
+        <w:rPr>
+          <w:rFonts w:ascii="Times New Roman" w:cs="Times New Roman" w:eastAsia="Times New Roman" w:hAnsi="Times New Roman"/>
+        </w:rPr>
+      </w:pPr>
+      <w:r>
+        <w:rPr>
+          <w:rtl w:val="0"/>
+        </w:rPr>
+      </w:r>
+    </w:p>
+    <w:p>
+      <w:pPr>
+        <w:jc w:val="left"/>
+        <w:rPr>
+          <w:rFonts w:ascii="Times New Roman" w:cs="Times New Roman" w:eastAsia="Times New Roman" w:hAnsi="Times New Roman"/>
+        </w:rPr>
+      </w:pPr>
+      <w:r>
+        <w:rPr>
+          <w:rtl w:val="0"/>
+        </w:rPr>
+      </w:r>
+    </w:p>
+    <w:p>
+      <w:pPr>
+        <w:jc w:val="left"/>
+        <w:rPr>
           <w:rFonts w:ascii="Times New Roman" w:cs="Times New Roman" w:eastAsia="Times New Roman" w:hAnsi="Times New Roman"/>
           <w:b w:val="1"/>
           <w:bCs w:val="1"/>
-          <w:rtl w:val="0"/>
-        </w:rPr>
-        <w:t xml:space="preserve">2. VISÃO GERAL</w:t>
-      </w:r>
-    </w:p>
-    <w:p>
-      <w:pPr>
-        <w:jc w:val="left"/>
+        </w:rPr>
+      </w:pPr>
+      <w:r>
         <w:rPr>
           <w:rFonts w:ascii="Times New Roman" w:cs="Times New Roman" w:eastAsia="Times New Roman" w:hAnsi="Times New Roman"/>
           <w:b w:val="1"/>
           <w:bCs w:val="1"/>
-        </w:rPr>
-      </w:pPr>
-      <w:r>
-        <w:rPr>
-          <w:rtl w:val="0"/>
-        </w:rPr>
+          <w:rtl w:val="0"/>
+        </w:rPr>
+        <w:t xml:space="preserve">3. PROTOCOLOS UTILIZADOS E MOMENTOS DE USO</w:t>
       </w:r>
     </w:p>
     <w:p>
       <w:pPr>
         <w:jc w:val="left"/>
-        <w:rPr>
-          <w:rFonts w:ascii="Times New Roman" w:cs="Times New Roman" w:eastAsia="Times New Roman" w:hAnsi="Times New Roman"/>
-        </w:rPr>
-      </w:pPr>
-      <w:r>
         <w:rPr>
           <w:rFonts w:ascii="Times New Roman" w:cs="Times New Roman" w:eastAsia="Times New Roman" w:hAnsi="Times New Roman"/>
           <w:b w:val="1"/>
           <w:bCs w:val="1"/>
-          <w:rtl w:val="0"/>
-        </w:rPr>
-        <w:tab/>
-      </w:r>
-      <w:r>
-        <w:rPr>
-          <w:rFonts w:ascii="Times New Roman" w:cs="Times New Roman" w:eastAsia="Times New Roman" w:hAnsi="Times New Roman"/>
-          <w:rtl w:val="0"/>
-        </w:rPr>
-        <w:t xml:space="preserve">O funcionamento se divide em três fases: descoberta, autenticação e transferência de dados. Na etapa de descoberta, o dispositivo remetente sinaliza que quer enviar dados e o receptor liga o Wi-Fi direto. Na autenticação, ambos trocam informações para que o receptor saiba quem está tentando enviar e o remetente saiba quem aparece na tela, o que define se quem está do outro lado faz parte da lista de contatos ou é desconhecido. Na transferência, o receptor decide se aceita e o arquivo é enviado.</w:t>
-      </w:r>
-    </w:p>
-    <w:p>
-      <w:pPr>
-        <w:jc w:val="left"/>
-        <w:rPr>
-          <w:rFonts w:ascii="Times New Roman" w:cs="Times New Roman" w:eastAsia="Times New Roman" w:hAnsi="Times New Roman"/>
-        </w:rPr>
-      </w:pPr>
-      <w:r>
-        <w:rPr>
-          <w:rtl w:val="0"/>
-        </w:rPr>
-      </w:r>
-    </w:p>
-    <w:p>
-      <w:pPr>
-        <w:jc w:val="left"/>
-        <w:rPr>
-          <w:rFonts w:ascii="Times New Roman" w:cs="Times New Roman" w:eastAsia="Times New Roman" w:hAnsi="Times New Roman"/>
-        </w:rPr>
-      </w:pPr>
-      <w:r>
-        <w:rPr>
-          <w:rFonts w:ascii="Times New Roman" w:cs="Times New Roman" w:eastAsia="Times New Roman" w:hAnsi="Times New Roman"/>
-          <w:rtl w:val="0"/>
-        </w:rPr>
-        <w:tab/>
-        <w:t xml:space="preserve">A identificação do remetente não é uma condição para a transferência ser bem-sucedida. O que muda é o modo de visibilidade do receptor. No modo Somente Contatos, ele só atende quem está na sua agenda; já no modo Todos, responde a qualquer dispositivo. Nos dois modos o remetente tenta a verificação. Quando ela falha do lado do remetente, a transação continua e o receptor é tratado como não contato, aparecendo apenas com o nome do aparelho, sem foto. O que garante o controle do receptor em qualquer caso é o aceite do usuário, ou o aceite automático quando os dois aparelhos usam o mesmo Apple ID (APPLE, [s.d.]). O Quadro 1 mostra em que fase cada protocolo entra.</w:t>
-      </w:r>
-    </w:p>
-    <w:p>
-      <w:pPr>
-        <w:jc w:val="left"/>
-        <w:rPr>
-          <w:rFonts w:ascii="Times New Roman" w:cs="Times New Roman" w:eastAsia="Times New Roman" w:hAnsi="Times New Roman"/>
-        </w:rPr>
-      </w:pPr>
-      <w:r>
-        <w:rPr>
-          <w:rtl w:val="0"/>
-        </w:rPr>
-      </w:r>
-    </w:p>
-    <w:p>
-      <w:pPr>
-        <w:jc w:val="left"/>
-        <w:rPr>
-          <w:rFonts w:ascii="Times New Roman" w:cs="Times New Roman" w:eastAsia="Times New Roman" w:hAnsi="Times New Roman"/>
-          <w:b w:val="1"/>
-          <w:bCs w:val="1"/>
-        </w:rPr>
-      </w:pPr>
-      <w:r>
-        <w:rPr>
-          <w:rFonts w:ascii="Times New Roman" w:cs="Times New Roman" w:eastAsia="Times New Roman" w:hAnsi="Times New Roman"/>
-          <w:b w:val="1"/>
-          <w:bCs w:val="1"/>
-          <w:rtl w:val="0"/>
-        </w:rPr>
-        <w:t xml:space="preserve">3. PROTOCOLOS UTILIZADOS E MOMENTOS DE USO</w:t>
-      </w:r>
-    </w:p>
-    <w:p>
-      <w:pPr>
-        <w:jc w:val="left"/>
-        <w:rPr>
-          <w:rFonts w:ascii="Times New Roman" w:cs="Times New Roman" w:eastAsia="Times New Roman" w:hAnsi="Times New Roman"/>
-          <w:b w:val="1"/>
-          <w:bCs w:val="1"/>
         </w:rPr>
       </w:pPr>
       <w:r>
@@ -863,7 +861,7 @@
           <w:rFonts w:ascii="Times New Roman" w:cs="Times New Roman" w:eastAsia="Times New Roman" w:hAnsi="Times New Roman"/>
           <w:rtl w:val="0"/>
         </w:rPr>
-        <w:t xml:space="preserve">Esta seção apresenta os protocolos do AirDrop e o momento em que cada um entra em ação. O Quadro 1 os lista nessa ordem, com a fase, a função, a camada e a porta, e a Figura 1 mostra como eles se empilham. As siglas são expandidas logo após a figura.</w:t>
+        <w:t xml:space="preserve">O Quadro 1 lista os protocolos na ordem em que atuam, com fase, função, camada e porta; a Figura 1 mostra como eles se empilham. O BLE apenas acorda o receptor: a partir do AWDL, todo o tráfego passa pelo link direto.</w:t>
       </w:r>
     </w:p>
     <w:p>
@@ -984,87 +982,7 @@
           <w:rFonts w:ascii="Times New Roman" w:cs="Times New Roman" w:eastAsia="Times New Roman" w:hAnsi="Times New Roman"/>
           <w:rtl w:val="0"/>
         </w:rPr>
-        <w:t xml:space="preserve">O AirDrop combina protocolos de vários níveis. O BLE (</w:t>
-      </w:r>
-      <w:r>
-        <w:rPr>
-          <w:rFonts w:ascii="Times New Roman" w:cs="Times New Roman" w:eastAsia="Times New Roman" w:hAnsi="Times New Roman"/>
-          <w:i w:val="1"/>
-          <w:iCs w:val="1"/>
-          <w:rtl w:val="0"/>
-        </w:rPr>
-        <w:t xml:space="preserve">Bluetooth Low Energy</w:t>
-      </w:r>
-      <w:r>
-        <w:rPr>
-          <w:rFonts w:ascii="Times New Roman" w:cs="Times New Roman" w:eastAsia="Times New Roman" w:hAnsi="Times New Roman"/>
-          <w:rtl w:val="0"/>
-        </w:rPr>
-        <w:t xml:space="preserve">) é um rádio de baixo consumo, usado só para acordar o receptor. O AWDL (</w:t>
-      </w:r>
-      <w:r>
-        <w:rPr>
-          <w:rFonts w:ascii="Times New Roman" w:cs="Times New Roman" w:eastAsia="Times New Roman" w:hAnsi="Times New Roman"/>
-          <w:i w:val="1"/>
-          <w:iCs w:val="1"/>
-          <w:rtl w:val="0"/>
-        </w:rPr>
-        <w:t xml:space="preserve">Apple Wireless Direct Link</w:t>
-      </w:r>
-      <w:r>
-        <w:rPr>
-          <w:rFonts w:ascii="Times New Roman" w:cs="Times New Roman" w:eastAsia="Times New Roman" w:hAnsi="Times New Roman"/>
-          <w:rtl w:val="0"/>
-        </w:rPr>
-        <w:t xml:space="preserve">) é o link Wi-Fi direto proprietário da Apple, e todo o tráfego depois do BLE passa por ele. O mDNS (</w:t>
-      </w:r>
-      <w:r>
-        <w:rPr>
-          <w:rFonts w:ascii="Times New Roman" w:cs="Times New Roman" w:eastAsia="Times New Roman" w:hAnsi="Times New Roman"/>
-          <w:i w:val="1"/>
-          <w:iCs w:val="1"/>
-          <w:rtl w:val="0"/>
-        </w:rPr>
-        <w:t xml:space="preserve">Multicast DNS</w:t>
-      </w:r>
-      <w:r>
-        <w:rPr>
-          <w:rFonts w:ascii="Times New Roman" w:cs="Times New Roman" w:eastAsia="Times New Roman" w:hAnsi="Times New Roman"/>
-          <w:rtl w:val="0"/>
-        </w:rPr>
-        <w:t xml:space="preserve">) e o DNS-SD (</w:t>
-      </w:r>
-      <w:r>
-        <w:rPr>
-          <w:rFonts w:ascii="Times New Roman" w:cs="Times New Roman" w:eastAsia="Times New Roman" w:hAnsi="Times New Roman"/>
-          <w:i w:val="1"/>
-          <w:iCs w:val="1"/>
-          <w:rtl w:val="0"/>
-        </w:rPr>
-        <w:t xml:space="preserve">DNS-Based Service Discovery</w:t>
-      </w:r>
-      <w:r>
-        <w:rPr>
-          <w:rFonts w:ascii="Times New Roman" w:cs="Times New Roman" w:eastAsia="Times New Roman" w:hAnsi="Times New Roman"/>
-          <w:rtl w:val="0"/>
-        </w:rPr>
-        <w:t xml:space="preserve">) permitem achar o serviço na rede local sem servidor DNS. Nos corpos das mensagens aparece o bplist (</w:t>
-      </w:r>
-      <w:r>
-        <w:rPr>
-          <w:rFonts w:ascii="Times New Roman" w:cs="Times New Roman" w:eastAsia="Times New Roman" w:hAnsi="Times New Roman"/>
-          <w:i w:val="1"/>
-          <w:iCs w:val="1"/>
-          <w:rtl w:val="0"/>
-        </w:rPr>
-        <w:t xml:space="preserve">binary property list</w:t>
-      </w:r>
-      <w:r>
-        <w:rPr>
-          <w:rFonts w:ascii="Times New Roman" w:cs="Times New Roman" w:eastAsia="Times New Roman" w:hAnsi="Times New Roman"/>
-          <w:rtl w:val="0"/>
-        </w:rPr>
-        <w:t xml:space="preserve">, formato binário da Apple para dados estruturados). O arquivo em si vai empacotado em CPIO, um formato do Unix que junta vários arquivos em sequência, e comprimido com DVZip, um formato proprietário da Apple, ou com gzip, quando o receptor não anuncia suporte ao DVZip (EBRAHIM; TIPPENHAUER, 2026). O BLE só acorda o receptor e não carrega arquivo: a partir do AWDL, todo o tráfego passa pelo link direto (STUTE; KREITSCHMANN; HOLLICK, 2018).</w:t>
+        <w:t xml:space="preserve">O AirDrop combina protocolos de vários níveis. O BLE (Bluetooth Low Energy) é um rádio de baixo consumo, usado só para acordar o receptor. O AWDL (Apple Wireless Direct Link) é o link Wi-Fi direto proprietário da Apple, e todo o tráfego depois do BLE passa por ele. O mDNS (Multicast DNS) e o DNS-SD (DNS-Based Service Discovery) permitem achar o serviço na rede local sem servidor DNS. Nos corpos das mensagens aparece o bplist (binary property list, formato binário da Apple para dados estruturados). O arquivo em si vai empacotado em CPIO, um formato do Unix que junta vários arquivos em sequência, e comprimido com DVZip, um formato de compressão proprietário da Apple, ou com gzip.</w:t>
       </w:r>
     </w:p>
     <w:p>
@@ -1476,7 +1394,7 @@
                 <w:szCs w:val="18"/>
                 <w:rtl w:val="0"/>
               </w:rPr>
-              <w:t xml:space="preserve">Fase 1 (Descoberta)</w:t>
+              <w:t xml:space="preserve">Descoberta</w:t>
             </w:r>
           </w:p>
         </w:tc>
@@ -1702,7 +1620,7 @@
                 <w:szCs w:val="18"/>
                 <w:rtl w:val="0"/>
               </w:rPr>
-              <w:t xml:space="preserve">Fase 1 (Descoberta), após o BLE</w:t>
+              <w:t xml:space="preserve">1 Descoberta, após o BLE</w:t>
             </w:r>
           </w:p>
           <w:p>
@@ -2088,7 +2006,7 @@
                 <w:szCs w:val="18"/>
                 <w:rtl w:val="0"/>
               </w:rPr>
-              <w:t xml:space="preserve">Fase 1 (Descoberta), com o link ativo</w:t>
+              <w:t xml:space="preserve">1 Descoberta, com o link ativo</w:t>
             </w:r>
           </w:p>
           <w:p>
@@ -2438,7 +2356,7 @@
                 <w:szCs w:val="18"/>
                 <w:rtl w:val="0"/>
               </w:rPr>
-              <w:t xml:space="preserve">Fase 1 (Descoberta)</w:t>
+              <w:t xml:space="preserve">1 Descoberta</w:t>
             </w:r>
           </w:p>
           <w:p>
@@ -2764,7 +2682,7 @@
                 <w:szCs w:val="18"/>
                 <w:rtl w:val="0"/>
               </w:rPr>
-              <w:t xml:space="preserve">Fase 2 (Autenticação), início</w:t>
+              <w:t xml:space="preserve">2 Autenticação, início</w:t>
             </w:r>
           </w:p>
           <w:p>
@@ -3070,7 +2988,7 @@
                 <w:szCs w:val="18"/>
                 <w:rtl w:val="0"/>
               </w:rPr>
-              <w:t xml:space="preserve">Fases 2 e 3</w:t>
+              <w:t xml:space="preserve">2 e 3</w:t>
             </w:r>
           </w:p>
         </w:tc>
@@ -3101,7 +3019,7 @@
                 <w:szCs w:val="18"/>
                 <w:rtl w:val="0"/>
               </w:rPr>
-              <w:t xml:space="preserve">Criptografia do canal. Usa certificados autoassinados e não verifica a identidade do par, ou seja, garante apenas confidencialidade. O /Ask e o /Upload precisam compartilhar a mesma sessão TLS.</w:t>
+              <w:t xml:space="preserve">Criptografia do canal. Uma sessão atende o /Discover e outra atende /Ask e /Upload.</w:t>
             </w:r>
           </w:p>
           <w:p>
@@ -3275,7 +3193,7 @@
                 <w:szCs w:val="18"/>
                 <w:rtl w:val="0"/>
               </w:rPr>
-              <w:t xml:space="preserve">Fase 2 (Autenticação); obtido antes, no login do iCloud e em renovações periódicas</w:t>
+              <w:t xml:space="preserve">2 Autenticação (obtido antes, no login do iCloud)</w:t>
             </w:r>
           </w:p>
           <w:p>
@@ -3335,7 +3253,7 @@
                 <w:szCs w:val="18"/>
                 <w:rtl w:val="0"/>
               </w:rPr>
-              <w:t xml:space="preserve">Traz o UUID da conta e os hashes SHA-256 dos contatos, assinado pela Apple. Serve para identificar contatos e aplicar o modo Somente Contatos.</w:t>
+              <w:t xml:space="preserve">Traz o UUID da conta e o SHA-256 dos contatos, assinado pela Apple. Serve para identificar contatos e aplicar o modo Somente Contatos.</w:t>
             </w:r>
           </w:p>
           <w:p>
@@ -3493,7 +3411,7 @@
                 <w:szCs w:val="18"/>
                 <w:rtl w:val="0"/>
               </w:rPr>
-              <w:t xml:space="preserve">Fase 2 (Autenticação)</w:t>
+              <w:t xml:space="preserve">2 Autenticação</w:t>
             </w:r>
           </w:p>
           <w:p>
@@ -3784,7 +3702,7 @@
                 <w:szCs w:val="18"/>
                 <w:rtl w:val="0"/>
               </w:rPr>
-              <w:t xml:space="preserve">Fase 3 (Transferência)</w:t>
+              <w:t xml:space="preserve">3 Transferência</w:t>
             </w:r>
           </w:p>
           <w:p>
@@ -4075,7 +3993,7 @@
                 <w:szCs w:val="18"/>
                 <w:rtl w:val="0"/>
               </w:rPr>
-              <w:t xml:space="preserve">Fases 2 e 3</w:t>
+              <w:t xml:space="preserve">2 e 3</w:t>
             </w:r>
           </w:p>
         </w:tc>
@@ -4211,7 +4129,7 @@
           <w:rFonts w:ascii="Times New Roman" w:cs="Times New Roman" w:eastAsia="Times New Roman" w:hAnsi="Times New Roman"/>
           <w:rtl w:val="0"/>
         </w:rPr>
-        <w:t xml:space="preserve">O Quadro 1 usa o modelo OSI. No modelo TCP/IP, o mapeamento equivalente é direto: o BLE e o AWDL ficam na camada de acesso à rede; o IPv6 link-local, na camada de internet; o TCP, na camada de transporte; e o mDNS, o DNS-SD, o TLS, o HTTP e os formatos de dados, na camada de aplicação. Duas coisas merecem atenção. Primeiro, o BLE e o AWDL ficam abaixo do IP, então não usam porta. Só o que roda sobre IPv6 (mDNS na UDP 5353, TCP e TLS na 8770) tem porta. Segundo, o TLS não tem camada própria no TCP/IP: ele roda sobre o TCP e entra na camada de aplicação, enquanto no OSI cai em sessão e apresentação.</w:t>
+        <w:t xml:space="preserve">O Quadro 1 segue o modelo OSI. No modelo TCP/IP, o mapeamento é direto: BLE e AWDL ficam na camada de acesso à rede; o IPv6 link-local, na de internet; o TCP, na de transporte; e mDNS, DNS-SD, TLS, HTTP e os formatos de dados, na de aplicação. Duas ressalvas: BLE e AWDL ficam abaixo do IP e por isso não usam porta, apenas o que roda sobre IPv6 (mDNS na UDP 5353, TCP e TLS na 8770) tem porta; e o TLS não tem camada própria no TCP/IP, pois roda sobre o TCP e entra na camada de aplicação, embora no OSI caia em sessão e apresentação.</w:t>
       </w:r>
     </w:p>
     <w:p>
@@ -4259,23 +4177,7 @@
           <w:rFonts w:ascii="Times New Roman" w:cs="Times New Roman" w:eastAsia="Times New Roman" w:hAnsi="Times New Roman"/>
           <w:rtl w:val="0"/>
         </w:rPr>
-        <w:t xml:space="preserve">A arquitetura do AirDrop é P2P </w:t>
-      </w:r>
-      <w:r>
-        <w:rPr>
-          <w:rFonts w:ascii="Times New Roman" w:cs="Times New Roman" w:eastAsia="Times New Roman" w:hAnsi="Times New Roman"/>
-          <w:i w:val="1"/>
-          <w:iCs w:val="1"/>
-          <w:rtl w:val="0"/>
-        </w:rPr>
-        <w:t xml:space="preserve">ad hoc</w:t>
-      </w:r>
-      <w:r>
-        <w:rPr>
-          <w:rFonts w:ascii="Times New Roman" w:cs="Times New Roman" w:eastAsia="Times New Roman" w:hAnsi="Times New Roman"/>
-          <w:rtl w:val="0"/>
-        </w:rPr>
-        <w:t xml:space="preserve">, com papéis de cliente e servidor dentro de cada par: o remetente age como cliente HTTP e o receptor mantém o servidor HTTP na porta 8770. No caminho padrão não existe servidor entre os dois aparelhos, mas existe um componente central, a Apple, e o papel dela é de autoridade de confiança, não de intermediária. Essa classificação é análise dos autores a partir das fontes.</w:t>
+        <w:t xml:space="preserve">A arquitetura do AirDrop é P2P ad hoc: o remetente atua como cliente HTTP, e o receptor, como servidor, na porta 8770. Não há servidor no caminho do arquivo, mas há um componente central, a Apple, cujo papel é de autoridade de confiança, não de intermediária, classificação que é análise dos autores a partir das fontes.</w:t>
       </w:r>
     </w:p>
     <w:p>
@@ -4289,104 +4191,103 @@
       <w:r>
         <w:rPr>
           <w:rFonts w:ascii="Times New Roman" w:cs="Times New Roman" w:eastAsia="Times New Roman" w:hAnsi="Times New Roman"/>
+          <w:rtl w:val="0"/>
+        </w:rPr>
+        <w:t xml:space="preserve">O papel da Apple. No login do iCloud, o aparelho baixa da Apple um certificado e um registro de validação, este com o identificador da conta e o hash dos contatos, assinado pela Apple. Ambos ficam guardados no aparelho e são usados offline: na transferência, o receptor confere a assinatura e identifica o remetente sem consultar ninguém. A Apple funciona como autoridade certificadora, garantindo identidades sem participar da conversa.</w:t>
+      </w:r>
+    </w:p>
+    <w:p>
+      <w:pPr>
+        <w:spacing w:after="240" w:before="240" w:lineRule="auto"/>
+        <w:ind w:firstLine="720"/>
+        <w:rPr>
+          <w:rFonts w:ascii="Times New Roman" w:cs="Times New Roman" w:eastAsia="Times New Roman" w:hAnsi="Times New Roman"/>
+        </w:rPr>
+      </w:pPr>
+      <w:r>
+        <w:rPr>
+          <w:rFonts w:ascii="Times New Roman" w:cs="Times New Roman" w:eastAsia="Times New Roman" w:hAnsi="Times New Roman"/>
+          <w:rtl w:val="0"/>
+        </w:rPr>
+        <w:t xml:space="preserve">Divisão de responsabilidades. A Apple cuida da identidade; os aparelhos, de tudo o resto (descoberta, autenticação, decisão do usuário e transporte do arquivo), o que dispensa CDN ou microsserviços no caminho padrão. Como efeito colateral, sem login prévio no iCloud o aparelho não monta o registro de validação, e o remetente aparece apenas pelo nome.</w:t>
+      </w:r>
+    </w:p>
+    <w:p>
+      <w:pPr>
+        <w:spacing w:after="240" w:before="240" w:lineRule="auto"/>
+        <w:ind w:firstLine="720"/>
+        <w:rPr>
+          <w:rFonts w:ascii="Times New Roman" w:cs="Times New Roman" w:eastAsia="Times New Roman" w:hAnsi="Times New Roman"/>
+        </w:rPr>
+      </w:pPr>
+      <w:r>
+        <w:rPr>
+          <w:rFonts w:ascii="Times New Roman" w:cs="Times New Roman" w:eastAsia="Times New Roman" w:hAnsi="Times New Roman"/>
+          <w:rtl w:val="0"/>
+        </w:rPr>
+        <w:t xml:space="preserve">Exceção desde o iOS 17.1. Desde outubro de 2023 (MACTRAST, 2023), se o usuário sai do alcance no meio de uma transferência grande, ela pode continuar pela internet via iCloud, por Wi-Fi ou dados móveis. Nesse caso a Apple entra no caminho do dado, e a independência de infraestrutura vale só para o funcionamento padrão. A exceção é retomada nas seções 5.3 e 8.</w:t>
+      </w:r>
+    </w:p>
+    <w:p>
+      <w:pPr>
+        <w:spacing w:after="240" w:before="240" w:lineRule="auto"/>
+        <w:ind w:firstLine="720"/>
+        <w:rPr>
+          <w:rFonts w:ascii="Times New Roman" w:cs="Times New Roman" w:eastAsia="Times New Roman" w:hAnsi="Times New Roman"/>
           <w:b w:val="1"/>
           <w:bCs w:val="1"/>
-          <w:rtl w:val="0"/>
-        </w:rPr>
-        <w:t xml:space="preserve">O papel da Apple.</w:t>
-      </w:r>
-      <w:r>
-        <w:rPr>
-          <w:rFonts w:ascii="Times New Roman" w:cs="Times New Roman" w:eastAsia="Times New Roman" w:hAnsi="Times New Roman"/>
-          <w:rtl w:val="0"/>
-        </w:rPr>
-        <w:t xml:space="preserve"> Quando o usuário entra no iCloud, o aparelho baixa da Apple dois itens: um certificado e um registro de validação. O registro traz o identificador da conta e os hashes SHA-256 dos contatos do usuário, vem assinado pela Apple e tem validade sugerida de 30 dias, sendo renovado periodicamente (HEINRICH et al., 2021). Esses itens ficam guardados no aparelho e são usados depois, offline. Na hora da transferência, o receptor confere a assinatura e descobre se o remetente é contato sem precisar consultar ninguém. A Apple funciona, na prática, como uma autoridade certificadora: ela garante quem é quem, mas não participa da conversa.</w:t>
-      </w:r>
-    </w:p>
-    <w:p>
-      <w:pPr>
-        <w:spacing w:after="240" w:before="240" w:lineRule="auto"/>
-        <w:ind w:firstLine="720"/>
-        <w:rPr>
-          <w:rFonts w:ascii="Times New Roman" w:cs="Times New Roman" w:eastAsia="Times New Roman" w:hAnsi="Times New Roman"/>
-        </w:rPr>
-      </w:pPr>
-      <w:r>
+        </w:rPr>
+      </w:pPr>
+      <w:r>
+        <w:rPr>
+          <w:rFonts w:ascii="Times New Roman" w:cs="Times New Roman" w:eastAsia="Times New Roman" w:hAnsi="Times New Roman"/>
+          <w:rtl w:val="0"/>
+        </w:rPr>
+        <w:t xml:space="preserve">Em 2025, a Google implementou a interoperabilidade do Quick Share com o AirDrop, mantendo o envio direto entre os aparelhos (GOOGLE, 2025; BITDEFENDER, 2025).</w:t>
+      </w:r>
+      <w:r>
+        <w:rPr>
+          <w:rtl w:val="0"/>
+        </w:rPr>
+      </w:r>
+    </w:p>
+    <w:p>
+      <w:pPr>
+        <w:jc w:val="left"/>
         <w:rPr>
           <w:rFonts w:ascii="Times New Roman" w:cs="Times New Roman" w:eastAsia="Times New Roman" w:hAnsi="Times New Roman"/>
           <w:b w:val="1"/>
           <w:bCs w:val="1"/>
-          <w:rtl w:val="0"/>
-        </w:rPr>
-        <w:t xml:space="preserve">Divisão de responsabilidades.</w:t>
-      </w:r>
-      <w:r>
-        <w:rPr>
-          <w:rFonts w:ascii="Times New Roman" w:cs="Times New Roman" w:eastAsia="Times New Roman" w:hAnsi="Times New Roman"/>
-          <w:rtl w:val="0"/>
-        </w:rPr>
-        <w:t xml:space="preserve"> A Apple cuida da identidade (emissão do certificado e do registro). Os aparelhos cuidam de tudo o resto: descoberta, autenticação, decisão do usuário e transporte do arquivo. Por isso não há CDN nem microsserviços de transferência no caminho padrão. Um efeito colateral é que a verificação depende de dados obtidos antes, pelo iCloud: sem eles, o remetente aparece apenas com o nome do aparelho (APPLE, [s.d.]).</w:t>
-      </w:r>
-    </w:p>
-    <w:p>
-      <w:pPr>
-        <w:spacing w:after="240" w:before="240" w:lineRule="auto"/>
-        <w:ind w:firstLine="720"/>
-        <w:rPr>
-          <w:rFonts w:ascii="Times New Roman" w:cs="Times New Roman" w:eastAsia="Times New Roman" w:hAnsi="Times New Roman"/>
-        </w:rPr>
-      </w:pPr>
-      <w:r>
+        </w:rPr>
+      </w:pPr>
+      <w:r>
+        <w:rPr>
+          <w:rtl w:val="0"/>
+        </w:rPr>
+      </w:r>
+    </w:p>
+    <w:p>
+      <w:pPr>
+        <w:jc w:val="left"/>
         <w:rPr>
           <w:rFonts w:ascii="Times New Roman" w:cs="Times New Roman" w:eastAsia="Times New Roman" w:hAnsi="Times New Roman"/>
           <w:b w:val="1"/>
           <w:bCs w:val="1"/>
-          <w:rtl w:val="0"/>
-        </w:rPr>
-        <w:t xml:space="preserve">Exceção desde o iOS 17.1.</w:t>
-      </w:r>
-      <w:r>
-        <w:rPr>
-          <w:rFonts w:ascii="Times New Roman" w:cs="Times New Roman" w:eastAsia="Times New Roman" w:hAnsi="Times New Roman"/>
-          <w:rtl w:val="0"/>
-        </w:rPr>
-        <w:t xml:space="preserve"> A partir do iOS 17.1 e do iPadOS 17.1 (outubro de 2023), se o usuário sai do alcance do AirDrop no meio de uma transferência, ela pode continuar pela internet, por Wi-Fi ou por dados móveis. A função tem condições: vale para iPhone e iPad, e não para o Mac; exige que os dois aparelhos estejam conectados ao iCloud; a transferência precisa ter começado pelo AirDrop normal; e a opção de dados móveis vem desligada por padrão (MACRUMORS, 2023). Nesse caso a Apple entra no caminho do dado, e a ideia de que o arquivo nunca passa pela internet vale só para o funcionamento padrão. Essa exceção é retomada nas seções 5.3 e 7.</w:t>
-      </w:r>
-    </w:p>
-    <w:p>
-      <w:pPr>
-        <w:spacing w:after="240" w:before="240" w:lineRule="auto"/>
-        <w:ind w:firstLine="720"/>
-        <w:rPr>
-          <w:rFonts w:ascii="Times New Roman" w:cs="Times New Roman" w:eastAsia="Times New Roman" w:hAnsi="Times New Roman"/>
-        </w:rPr>
-      </w:pPr>
-      <w:r>
-        <w:rPr>
-          <w:rFonts w:ascii="Times New Roman" w:cs="Times New Roman" w:eastAsia="Times New Roman" w:hAnsi="Times New Roman"/>
-          <w:rtl w:val="0"/>
-        </w:rPr>
-        <w:t xml:space="preserve">Em novembro de 2025, o Google implementou a interoperabilidade do Quick Share com o AirDrop, mantendo o envio direto entre os aparelhos, sem passar por servidor. A interoperabilidade funciona apenas com o modo Todos por 10 minutos do AirDrop (GOOGLE, 2025; BITDEFENDER, 2025).</w:t>
-      </w:r>
-    </w:p>
-    <w:p>
-      <w:pPr>
-        <w:jc w:val="left"/>
+        </w:rPr>
+      </w:pPr>
+      <w:r>
         <w:rPr>
           <w:rFonts w:ascii="Times New Roman" w:cs="Times New Roman" w:eastAsia="Times New Roman" w:hAnsi="Times New Roman"/>
           <w:b w:val="1"/>
           <w:bCs w:val="1"/>
-        </w:rPr>
-      </w:pPr>
-      <w:r>
-        <w:rPr>
-          <w:rtl w:val="0"/>
-        </w:rPr>
-      </w:r>
-    </w:p>
-    <w:p>
-      <w:pPr>
-        <w:jc w:val="left"/>
+          <w:rtl w:val="0"/>
+        </w:rPr>
+        <w:t xml:space="preserve">5. DESEMPENHO, SEGURANÇA E ESCALABILIDADE</w:t>
+      </w:r>
+    </w:p>
+    <w:p>
+      <w:pPr>
+        <w:spacing w:after="240" w:before="240" w:lineRule="auto"/>
         <w:rPr>
           <w:rFonts w:ascii="Times New Roman" w:cs="Times New Roman" w:eastAsia="Times New Roman" w:hAnsi="Times New Roman"/>
           <w:b w:val="1"/>
@@ -4395,55 +4296,89 @@
       </w:pPr>
       <w:r>
         <w:rPr>
-          <w:rtl w:val="0"/>
-        </w:rPr>
-      </w:r>
-    </w:p>
-    <w:p>
-      <w:pPr>
-        <w:jc w:val="left"/>
-        <w:rPr>
           <w:rFonts w:ascii="Times New Roman" w:cs="Times New Roman" w:eastAsia="Times New Roman" w:hAnsi="Times New Roman"/>
           <w:b w:val="1"/>
           <w:bCs w:val="1"/>
-        </w:rPr>
-      </w:pPr>
-      <w:r>
+          <w:rtl w:val="0"/>
+        </w:rPr>
+        <w:t xml:space="preserve">5.1 Desempenho</w:t>
+      </w:r>
+    </w:p>
+    <w:p>
+      <w:pPr>
+        <w:spacing w:after="240" w:before="240" w:lineRule="auto"/>
+        <w:rPr>
+          <w:rFonts w:ascii="Times New Roman" w:cs="Times New Roman" w:eastAsia="Times New Roman" w:hAnsi="Times New Roman"/>
+        </w:rPr>
+      </w:pPr>
+      <w:r>
+        <w:rPr>
+          <w:rFonts w:ascii="Times New Roman" w:cs="Times New Roman" w:eastAsia="Times New Roman" w:hAnsi="Times New Roman"/>
+          <w:rtl w:val="0"/>
+        </w:rPr>
+        <w:tab/>
+        <w:t xml:space="preserve">O Wi-Fi é usado direto entre os aparelhos, sem internet ou ponto de acesso. O channel hopping permite alternar entre um ponto de acesso e pares AWDL quase simultaneamente, e a interface awdl0 só ativa sob demanda, economizando energia. O custo é uma variação de até 1 s no início, decorrente do período do AWDL (STUTE; KREITSCHMANN; HOLLICK, 2018).</w:t>
+      </w:r>
+    </w:p>
+    <w:p>
+      <w:pPr>
+        <w:spacing w:after="240" w:before="240" w:lineRule="auto"/>
         <w:rPr>
           <w:rFonts w:ascii="Times New Roman" w:cs="Times New Roman" w:eastAsia="Times New Roman" w:hAnsi="Times New Roman"/>
           <w:b w:val="1"/>
           <w:bCs w:val="1"/>
-          <w:rtl w:val="0"/>
-        </w:rPr>
-        <w:t xml:space="preserve">5. DESEMPENHO, SEGURANÇA E ESCALABILIDADE</w:t>
-      </w:r>
-    </w:p>
-    <w:p>
-      <w:pPr>
-        <w:spacing w:before="240" w:lineRule="auto"/>
+        </w:rPr>
+      </w:pPr>
+      <w:r>
         <w:rPr>
           <w:rFonts w:ascii="Times New Roman" w:cs="Times New Roman" w:eastAsia="Times New Roman" w:hAnsi="Times New Roman"/>
           <w:b w:val="1"/>
           <w:bCs w:val="1"/>
-        </w:rPr>
-      </w:pPr>
-      <w:r>
+          <w:rtl w:val="0"/>
+        </w:rPr>
+        <w:t xml:space="preserve">5.2 Segurança</w:t>
+      </w:r>
+    </w:p>
+    <w:p>
+      <w:pPr>
+        <w:spacing w:after="240" w:before="240" w:lineRule="auto"/>
+        <w:rPr>
+          <w:rFonts w:ascii="Times New Roman" w:cs="Times New Roman" w:eastAsia="Times New Roman" w:hAnsi="Times New Roman"/>
+        </w:rPr>
+      </w:pPr>
+      <w:r>
+        <w:rPr>
+          <w:rFonts w:ascii="Times New Roman" w:cs="Times New Roman" w:eastAsia="Times New Roman" w:hAnsi="Times New Roman"/>
+          <w:rtl w:val="0"/>
+        </w:rPr>
+        <w:tab/>
+        <w:t xml:space="preserve">O padrão é Somente Contatos, com o canal protegido por TLS e a identidade validada por certificados assinados pela Apple. Ainda assim, o desenho tem falhas conhecidas: como o /Discover envia o registro de validação antes de qualquer verificação, um atacante que anuncie um serviço AirDrop por mDNS recebe os hashes de telefone e e-mail do remetente, facilmente revertidos por força bruta ou dicionário (HEINRICH et al., 2021). Stute et al. (2019) mostraram ainda ataques de homem no meio, negação de serviço e rastreamento, e um preprint de 2026 relata que qualquer dispositivo ao alcance do AWDL consegue abrir a conexão TLS e usar a API no modo Todos (EBRAHIM; TIPPENHAUER, 2026). Nesse modo, o único freio contra um envio não solicitado é o aceite do usuário no receptor. Esses achados são de versões específicas, e o estado atual deve ser conferido.</w:t>
+      </w:r>
+    </w:p>
+    <w:p>
+      <w:pPr>
+        <w:spacing w:after="240" w:before="240" w:lineRule="auto"/>
         <w:rPr>
           <w:rFonts w:ascii="Times New Roman" w:cs="Times New Roman" w:eastAsia="Times New Roman" w:hAnsi="Times New Roman"/>
           <w:b w:val="1"/>
           <w:bCs w:val="1"/>
-          <w:rtl w:val="0"/>
-        </w:rPr>
-        <w:t xml:space="preserve">5.1 Desempenho</w:t>
-      </w:r>
-    </w:p>
-    <w:p>
-      <w:pPr>
-        <w:spacing w:before="240" w:lineRule="auto"/>
+        </w:rPr>
+      </w:pPr>
+      <w:r>
         <w:rPr>
           <w:rFonts w:ascii="Times New Roman" w:cs="Times New Roman" w:eastAsia="Times New Roman" w:hAnsi="Times New Roman"/>
           <w:b w:val="1"/>
           <w:bCs w:val="1"/>
+          <w:rtl w:val="0"/>
+        </w:rPr>
+        <w:t xml:space="preserve">5.3 Escalabilidade e disponibilidade</w:t>
+      </w:r>
+    </w:p>
+    <w:p>
+      <w:pPr>
+        <w:spacing w:after="240" w:before="240" w:lineRule="auto"/>
+        <w:rPr>
+          <w:rFonts w:ascii="Times New Roman" w:cs="Times New Roman" w:eastAsia="Times New Roman" w:hAnsi="Times New Roman"/>
         </w:rPr>
       </w:pPr>
       <w:r>
@@ -4452,200 +4387,37 @@
           <w:rtl w:val="0"/>
         </w:rPr>
         <w:tab/>
-        <w:t xml:space="preserve">O Wi-Fi é usado direto entre os aparelhos, sem internet e sem ponto de acesso. O </w:t>
-      </w:r>
-      <w:r>
-        <w:rPr>
-          <w:rFonts w:ascii="Times New Roman" w:cs="Times New Roman" w:eastAsia="Times New Roman" w:hAnsi="Times New Roman"/>
-          <w:i w:val="1"/>
-          <w:iCs w:val="1"/>
-          <w:rtl w:val="0"/>
-        </w:rPr>
-        <w:t xml:space="preserve">channel hopping</w:t>
-      </w:r>
-      <w:r>
-        <w:rPr>
-          <w:rFonts w:ascii="Times New Roman" w:cs="Times New Roman" w:eastAsia="Times New Roman" w:hAnsi="Times New Roman"/>
-          <w:rtl w:val="0"/>
-        </w:rPr>
-        <w:t xml:space="preserve"> permite falar com um ponto de acesso e com pares AWDL quase ao mesmo tempo, e a interface awdl0 só fica ativa sob demanda, o que poupa energia. O custo é uma variação de cerca de 1 s no início, porque a sequência de canais anunciada pelo AWDL cobre 64 janelas de disponibilidade, o que dá aproximadamente um segundo. Em medições de Stute, Kreitschmann e Hollick (2018), a vazão do enlace AWDL foi limitada apenas pelas taxas físicas suportadas pelos aparelhos, ficando próxima da obtida por esses mesmos aparelhos contra um ponto de acesso; quando o aparelho precisa manter as duas conexões em canais diferentes, a troca de canais reduz a vazão somada em cerca de 13 por cento. Os autores deste trabalho não realizaram medições próprias de vazão e de latência, o que é uma limitação desta seção.</w:t>
-      </w:r>
-      <w:r>
-        <w:rPr>
-          <w:rtl w:val="0"/>
-        </w:rPr>
-      </w:r>
-    </w:p>
-    <w:p>
-      <w:pPr>
-        <w:spacing w:before="240" w:lineRule="auto"/>
+        <w:t xml:space="preserve">Como o arquivo não passa por servidor no caminho padrão, a carga na Apple não cresce com o número de usuários: o iCloud entra apenas no login, para fornecer o certificado e o registro de validação. O limite passa a ser o rádio: o AWDL começa com poucos intervalos de tempo e amplia a banda conforme a carga (STUTE; KREITSCHMANN; HOLLICK, 2018), de modo que em locais cheios cada par disputa o meio sem fio com os demais. A exceção é o fallback do iOS 17.1: a transferência passa a usar a infraestrutura da Apple quando o usuário sai do alcance no meio de um envio grande.</w:t>
+      </w:r>
+    </w:p>
+    <w:p>
+      <w:pPr>
+        <w:spacing w:after="240" w:before="240" w:lineRule="auto"/>
+        <w:rPr>
+          <w:rFonts w:ascii="Times New Roman" w:cs="Times New Roman" w:eastAsia="Times New Roman" w:hAnsi="Times New Roman"/>
+        </w:rPr>
+      </w:pPr>
+      <w:r>
+        <w:rPr>
+          <w:rFonts w:ascii="Times New Roman" w:cs="Times New Roman" w:eastAsia="Times New Roman" w:hAnsi="Times New Roman"/>
+          <w:rtl w:val="0"/>
+        </w:rPr>
+        <w:t xml:space="preserve">Em disponibilidade, o AirDrop funciona sem internet, ponto de acesso ou servidor intermediário, mas exige proximidade física e depende do BLE para acordar o receptor; por padrão, a transferência falha se o aparelho sai do alcance. Desde o iOS 17.1 isso mudou para arquivos grandes, condicionado a iCloud e conexão por Wi-Fi ou dados móveis (MACTRAST, 2023). A disponibilidade deixa, assim, de ser totalmente independente de infraestrutura externa, trocando um pouco de autonomia por resiliência.</w:t>
+        <w:tab/>
+      </w:r>
+    </w:p>
+    <w:p>
+      <w:pPr>
+        <w:jc w:val="left"/>
+        <w:rPr>
+          <w:rFonts w:ascii="Times New Roman" w:cs="Times New Roman" w:eastAsia="Times New Roman" w:hAnsi="Times New Roman"/>
+        </w:rPr>
+      </w:pPr>
+      <w:r>
         <w:rPr>
           <w:rFonts w:ascii="Times New Roman" w:cs="Times New Roman" w:eastAsia="Times New Roman" w:hAnsi="Times New Roman"/>
           <w:b w:val="1"/>
           <w:bCs w:val="1"/>
-        </w:rPr>
-      </w:pPr>
-      <w:r>
-        <w:rPr>
-          <w:rFonts w:ascii="Times New Roman" w:cs="Times New Roman" w:eastAsia="Times New Roman" w:hAnsi="Times New Roman"/>
-          <w:b w:val="1"/>
-          <w:bCs w:val="1"/>
-          <w:rtl w:val="0"/>
-        </w:rPr>
-        <w:t xml:space="preserve">5.2 Segurança</w:t>
-      </w:r>
-    </w:p>
-    <w:p>
-      <w:pPr>
-        <w:spacing w:before="240" w:lineRule="auto"/>
-        <w:rPr>
-          <w:rFonts w:ascii="Times New Roman" w:cs="Times New Roman" w:eastAsia="Times New Roman" w:hAnsi="Times New Roman"/>
-          <w:b w:val="1"/>
-          <w:bCs w:val="1"/>
-        </w:rPr>
-      </w:pPr>
-      <w:r>
-        <w:rPr>
-          <w:rFonts w:ascii="Times New Roman" w:cs="Times New Roman" w:eastAsia="Times New Roman" w:hAnsi="Times New Roman"/>
-          <w:b w:val="1"/>
-          <w:bCs w:val="1"/>
-          <w:rtl w:val="0"/>
-        </w:rPr>
-        <w:tab/>
-      </w:r>
-      <w:r>
-        <w:rPr>
-          <w:rFonts w:ascii="Times New Roman" w:cs="Times New Roman" w:eastAsia="Times New Roman" w:hAnsi="Times New Roman"/>
-          <w:rtl w:val="0"/>
-        </w:rPr>
-        <w:t xml:space="preserve">O padrão é Somente Contatos e a identidade do remetente é verificada à parte, pela cadeia de certificados do Apple ID assinada pela Apple. O TLS do AirDrop, por sua vez, usa certificados autoassinados e não verifica o par, ou seja, garante apenas confidencialidade (EBRAHIM; TIPPENHAUER, 2026). Mesmo assim, o desenho tem falhas conhecidas. Como o /Discover envia o registro de validação antes de qualquer verificação, um atacante que anuncie um serviço AirDrop por mDNS recebe os hashes de telefone e de e-mail do remetente; e o receptor devolve os seus próprios hashes sempre que reconhece o remetente como contato. São as duas falhas de design descritas por Heinrich et al. (2021), que revertem hashes de telefone em milissegundos com tabelas arco-íris e hashes de e-mail por ataques de dicionário. Stute et al. (2019) mostraram ainda ataques de homem no meio, negação de serviço e rastreamento. Um </w:t>
-      </w:r>
-      <w:r>
-        <w:rPr>
-          <w:rFonts w:ascii="Times New Roman" w:cs="Times New Roman" w:eastAsia="Times New Roman" w:hAnsi="Times New Roman"/>
-          <w:i w:val="1"/>
-          <w:iCs w:val="1"/>
-          <w:rtl w:val="0"/>
-        </w:rPr>
-        <w:t xml:space="preserve">preprint</w:t>
-      </w:r>
-      <w:r>
-        <w:rPr>
-          <w:rFonts w:ascii="Times New Roman" w:cs="Times New Roman" w:eastAsia="Times New Roman" w:hAnsi="Times New Roman"/>
-          <w:rtl w:val="0"/>
-        </w:rPr>
-        <w:t xml:space="preserve"> de 2026 aponta três falhas pré-autenticação no AirDrop de macOS e iOS, encontradas com fuzzing: uma parada do processo por asserção fatal no roteador de caminhos HTTP, um estouro de pilha no leitor de property list em XML e uma desreferência de ponteiro nulo no analisador HTTP/1.1. As três levam a negação de serviço e derrubam junto os outros serviços de continuidade atendidos pelo mesmo daemon, e a Apple reconheceu os relatos e trabalha na correção. O mesmo trabalho mostra que qualquer dispositivo ao alcance do AWDL consegue abrir a conexão TLS e falar com a API HTTP, e que no modo Todos ela fica acessível sem autenticação (EBRAHIM; TIPPENHAUER, 2026). Nesse modo, qualquer aparelho ao alcance pode iniciar um envio, e o único freio é o aceite do usuário no receptor. Do lado das mitigações, o padrão continua sendo Somente Contatos e o modo Todos passou a ser temporário no iOS, voltando sozinho para Somente Contatos depois de dez minutos, o que reduz a janela de exposição, mas não protege durante ela e não vale para o macOS. Esses achados são de versões específicas e o estado atual deve ser conferido.</w:t>
-      </w:r>
-      <w:r>
-        <w:rPr>
-          <w:rtl w:val="0"/>
-        </w:rPr>
-      </w:r>
-    </w:p>
-    <w:p>
-      <w:pPr>
-        <w:spacing w:before="240" w:lineRule="auto"/>
-        <w:rPr>
-          <w:rFonts w:ascii="Times New Roman" w:cs="Times New Roman" w:eastAsia="Times New Roman" w:hAnsi="Times New Roman"/>
-          <w:b w:val="1"/>
-          <w:bCs w:val="1"/>
-        </w:rPr>
-      </w:pPr>
-      <w:r>
-        <w:rPr>
-          <w:rFonts w:ascii="Times New Roman" w:cs="Times New Roman" w:eastAsia="Times New Roman" w:hAnsi="Times New Roman"/>
-          <w:b w:val="1"/>
-          <w:bCs w:val="1"/>
-          <w:rtl w:val="0"/>
-        </w:rPr>
-        <w:t xml:space="preserve">5.3 Escalabilidade e disponibilidade</w:t>
-      </w:r>
-    </w:p>
-    <w:p>
-      <w:pPr>
-        <w:spacing w:before="240" w:lineRule="auto"/>
-        <w:rPr>
-          <w:rFonts w:ascii="Times New Roman" w:cs="Times New Roman" w:eastAsia="Times New Roman" w:hAnsi="Times New Roman"/>
-        </w:rPr>
-      </w:pPr>
-      <w:r>
-        <w:rPr>
-          <w:rFonts w:ascii="Times New Roman" w:cs="Times New Roman" w:eastAsia="Times New Roman" w:hAnsi="Times New Roman"/>
-          <w:rtl w:val="0"/>
-        </w:rPr>
-        <w:tab/>
-        <w:t xml:space="preserve">Como o arquivo não passa por servidor no caminho padrão, a carga não cresce no lado da Apple com o número de usuários: o iCloud entra apenas no login e nas renovações do certificado e do registro de validação. O limite passa a ser o rádio: o AWDL reserva pelo menos 25 por cento da sequência de canais quando está ocioso e pode chegar a usar toda ela sob carga (STUTE; KREITSCHMANN; HOLLICK, 2018), então, em locais cheios, cada par disputa o meio sem fio com os outros. A exceção é a continuação pela internet do iOS 17.1: nesse caso o arquivo passa pela infraestrutura da Apple e essa carga passa a existir, ainda que só quando o usuário sai do alcance no meio de uma transferência.</w:t>
-      </w:r>
-    </w:p>
-    <w:p>
-      <w:pPr>
-        <w:spacing w:after="240" w:before="240" w:lineRule="auto"/>
-        <w:rPr>
-          <w:rFonts w:ascii="Times New Roman" w:cs="Times New Roman" w:eastAsia="Times New Roman" w:hAnsi="Times New Roman"/>
-        </w:rPr>
-      </w:pPr>
-      <w:r>
-        <w:rPr>
-          <w:rFonts w:ascii="Times New Roman" w:cs="Times New Roman" w:eastAsia="Times New Roman" w:hAnsi="Times New Roman"/>
-          <w:rtl w:val="0"/>
-        </w:rPr>
-        <w:t xml:space="preserve">Em disponibilidade, o AirDrop funciona sem internet, sem ponto de acesso e sem servidor no meio do caminho. Em compensação, exige proximidade física e depende do BLE para acordar o receptor. Por padrão, a transferência falha se um aparelho sai do alcance, já que o dado não é replicado em outro lugar. Desde o iOS 17.1 isso mudou, com uma condição: a continuação pela internet depende do iCloud e de conexão, por Wi-Fi ou por dados móveis, e não está disponível no Mac (MACRUMORS, 2023). Ou seja, a disponibilidade deixa de ser totalmente independente de infraestrutura externa, e o sistema troca um pouco da autonomia por resiliência.</w:t>
-      </w:r>
-    </w:p>
-    <w:p>
-      <w:pPr>
-        <w:spacing w:before="240" w:lineRule="auto"/>
-        <w:rPr>
-          <w:rFonts w:ascii="Times New Roman" w:cs="Times New Roman" w:eastAsia="Times New Roman" w:hAnsi="Times New Roman"/>
-        </w:rPr>
-      </w:pPr>
-      <w:r>
-        <w:rPr>
-          <w:rtl w:val="0"/>
-        </w:rPr>
-      </w:r>
-    </w:p>
-    <w:p>
-      <w:pPr>
-        <w:ind w:firstLine="720"/>
-        <w:jc w:val="left"/>
-        <w:rPr>
-          <w:rFonts w:ascii="Times New Roman" w:cs="Times New Roman" w:eastAsia="Times New Roman" w:hAnsi="Times New Roman"/>
-        </w:rPr>
-      </w:pPr>
-      <w:r>
-        <w:rPr>
-          <w:rFonts w:ascii="Times New Roman" w:cs="Times New Roman" w:eastAsia="Times New Roman" w:hAnsi="Times New Roman"/>
-          <w:rtl w:val="0"/>
-        </w:rPr>
-        <w:tab/>
-      </w:r>
-    </w:p>
-    <w:p>
-      <w:pPr>
-        <w:jc w:val="left"/>
-        <w:rPr>
-          <w:rFonts w:ascii="Times New Roman" w:cs="Times New Roman" w:eastAsia="Times New Roman" w:hAnsi="Times New Roman"/>
-        </w:rPr>
-      </w:pPr>
-      <w:r>
-        <w:rPr>
-          <w:rtl w:val="0"/>
-        </w:rPr>
-      </w:r>
-    </w:p>
-    <w:p>
-      <w:pPr>
-        <w:jc w:val="left"/>
-        <w:rPr>
-          <w:rFonts w:ascii="Times New Roman" w:cs="Times New Roman" w:eastAsia="Times New Roman" w:hAnsi="Times New Roman"/>
-        </w:rPr>
-      </w:pPr>
-      <w:r>
-        <w:rPr>
-          <w:rFonts w:ascii="Times New Roman" w:cs="Times New Roman" w:eastAsia="Times New Roman" w:hAnsi="Times New Roman"/>
-          <w:b w:val="1"/>
-          <w:bCs w:val="1"/>
           <w:rtl w:val="0"/>
         </w:rPr>
         <w:t xml:space="preserve">6. FLUXO DE DADOS</w:t>
@@ -4672,7 +4444,7 @@
           <w:rFonts w:ascii="Times New Roman" w:cs="Times New Roman" w:eastAsia="Times New Roman" w:hAnsi="Times New Roman"/>
           <w:rtl w:val="0"/>
         </w:rPr>
-        <w:t xml:space="preserve">A Figura 2 ilustra o fluxo. Antes de tudo, no login do iCloud, cada aparelho baixa o certificado e o registro de validação. Na ida, o BLE acorda o receptor com os dois primeiros bytes dos hashes dos contatos do remetente, o AWDL cria o link, o mDNS revela o serviço _airdrop._tcp.local com as chaves TXT de capacidade, e o remetente abre TCP e TLS na porta 8770. Pelo canal cifrado seguem três requisições: o /Discover leva o registro de validação do remetente; o /Ask leva o nome e o modelo do remetente, a lista de arquivos com nome, tipo e tamanho, e uma miniatura; e o /Upload leva o arquivo em CPIO, comprimido com DVZip ou gzip. Na volta, cada requisição recebe uma resposta HTTP: o /Discover devolve o status 100, 200 ou 401 conforme o modo de visibilidade e a correspondência dos contatos; o /Ask devolve o aceite ou a recusa do usuário, em até 15 s; e o /Upload devolve a confirmação do recebimento. Ao fim, o TLS é encerrado e a awdl0 é desativada. O conteúdo das mensagens vem de engenharia reversa feita por terceiros (HEINRICH et al., 2021; EBRAHIM; TIPPENHAUER, 2026).</w:t>
+        <w:t xml:space="preserve">A Figura 2  ilustra o fluxo. Antes de tudo, no login do iCloud, cada aparelho baixa o certificado e o registro de validação. Na ida, o BLE acorda o receptor, o AWDL cria o link, o mDNS revela o serviço e o remetente abre TCP e TLS na porta 8770 para enviar /Discover, /Ask e /Upload. Na volta, cada requisição recebe uma resposta HTTP (status, decisão do usuário e confirmação). Ao fim, o TLS é encerrado e a awdl0 é desativada.</w:t>
       </w:r>
     </w:p>
     <w:p>
@@ -4811,11 +4583,12 @@
           <w:bCs w:val="1"/>
           <w:rtl w:val="0"/>
         </w:rPr>
-        <w:t xml:space="preserve">7. CONSIDERAÇÕES FINAIS</w:t>
-      </w:r>
-    </w:p>
-    <w:p>
-      <w:pPr>
+        <w:t xml:space="preserve">7, CAPTURA DO TRÁFEGO COM WIRESHARK</w:t>
+      </w:r>
+    </w:p>
+    <w:p>
+      <w:pPr>
+        <w:ind w:firstLine="720"/>
         <w:jc w:val="left"/>
         <w:rPr>
           <w:rFonts w:ascii="Times New Roman" w:cs="Times New Roman" w:eastAsia="Times New Roman" w:hAnsi="Times New Roman"/>
@@ -4835,14 +4608,99 @@
         <w:jc w:val="left"/>
         <w:rPr>
           <w:rFonts w:ascii="Times New Roman" w:cs="Times New Roman" w:eastAsia="Times New Roman" w:hAnsi="Times New Roman"/>
-        </w:rPr>
-      </w:pPr>
-      <w:r>
-        <w:rPr>
-          <w:rFonts w:ascii="Times New Roman" w:cs="Times New Roman" w:eastAsia="Times New Roman" w:hAnsi="Times New Roman"/>
-          <w:rtl w:val="0"/>
-        </w:rPr>
-        <w:t xml:space="preserve">O AirDrop mostra que uma aplicação pode ser, na prática, uma pilha inteira de protocolos: BLE para acordar, AWDL para o link, mDNS para descobrir, TLS e HTTP para conversar, além de formatos da Apple (bplist e DVZip) e do CPIO, do Unix, para transportar. O resultado é uma transferência rápida e sem infraestrutura, ao custo de depender de proximidade e de uma autenticação que expõe hashes de contatos, problema que segue sem correção de fundo. Desde o iOS 17.1, além disso, a independência de servidor deixou de ser absoluta: quando o usuário sai do alcance, a transferência pode ser concluída pela internet, via iCloud. Como limitação, o trabalho se apoia em engenharia reversa feita por terceiros, já que o protocolo não é documentado oficialmente, e não traz medições próprias de desempenho.</w:t>
+          <w:b w:val="1"/>
+          <w:bCs w:val="1"/>
+        </w:rPr>
+      </w:pPr>
+      <w:r>
+        <w:rPr>
+          <w:rFonts w:ascii="Times New Roman" w:cs="Times New Roman" w:eastAsia="Times New Roman" w:hAnsi="Times New Roman"/>
+          <w:b w:val="1"/>
+          <w:bCs w:val="1"/>
+          <w:rtl w:val="0"/>
+        </w:rPr>
+        <w:t xml:space="preserve">{</w:t>
+      </w:r>
+      <w:r>
+        <w:rPr>
+          <w:rFonts w:ascii="Times New Roman" w:cs="Times New Roman" w:eastAsia="Times New Roman" w:hAnsi="Times New Roman"/>
+          <w:rtl w:val="0"/>
+        </w:rPr>
+        <w:t xml:space="preserve">PRINTS + TEXTO</w:t>
+      </w:r>
+      <w:r>
+        <w:rPr>
+          <w:rFonts w:ascii="Times New Roman" w:cs="Times New Roman" w:eastAsia="Times New Roman" w:hAnsi="Times New Roman"/>
+          <w:b w:val="1"/>
+          <w:bCs w:val="1"/>
+          <w:rtl w:val="0"/>
+        </w:rPr>
+        <w:t xml:space="preserve">}</w:t>
+      </w:r>
+    </w:p>
+    <w:p>
+      <w:pPr>
+        <w:jc w:val="left"/>
+        <w:rPr>
+          <w:rFonts w:ascii="Times New Roman" w:cs="Times New Roman" w:eastAsia="Times New Roman" w:hAnsi="Times New Roman"/>
+          <w:b w:val="1"/>
+          <w:bCs w:val="1"/>
+        </w:rPr>
+      </w:pPr>
+      <w:r>
+        <w:rPr>
+          <w:rtl w:val="0"/>
+        </w:rPr>
+      </w:r>
+    </w:p>
+    <w:p>
+      <w:pPr>
+        <w:jc w:val="left"/>
+        <w:rPr>
+          <w:rFonts w:ascii="Times New Roman" w:cs="Times New Roman" w:eastAsia="Times New Roman" w:hAnsi="Times New Roman"/>
+          <w:b w:val="1"/>
+          <w:bCs w:val="1"/>
+        </w:rPr>
+      </w:pPr>
+      <w:r>
+        <w:rPr>
+          <w:rFonts w:ascii="Times New Roman" w:cs="Times New Roman" w:eastAsia="Times New Roman" w:hAnsi="Times New Roman"/>
+          <w:b w:val="1"/>
+          <w:bCs w:val="1"/>
+          <w:rtl w:val="0"/>
+        </w:rPr>
+        <w:t xml:space="preserve">8. CONSIDERAÇÕES FINAIS</w:t>
+      </w:r>
+    </w:p>
+    <w:p>
+      <w:pPr>
+        <w:jc w:val="left"/>
+        <w:rPr>
+          <w:rFonts w:ascii="Times New Roman" w:cs="Times New Roman" w:eastAsia="Times New Roman" w:hAnsi="Times New Roman"/>
+          <w:b w:val="1"/>
+          <w:bCs w:val="1"/>
+        </w:rPr>
+      </w:pPr>
+      <w:r>
+        <w:rPr>
+          <w:rtl w:val="0"/>
+        </w:rPr>
+      </w:r>
+    </w:p>
+    <w:p>
+      <w:pPr>
+        <w:ind w:firstLine="720"/>
+        <w:jc w:val="left"/>
+        <w:rPr>
+          <w:rFonts w:ascii="Times New Roman" w:cs="Times New Roman" w:eastAsia="Times New Roman" w:hAnsi="Times New Roman"/>
+        </w:rPr>
+      </w:pPr>
+      <w:r>
+        <w:rPr>
+          <w:rFonts w:ascii="Times New Roman" w:cs="Times New Roman" w:eastAsia="Times New Roman" w:hAnsi="Times New Roman"/>
+          <w:rtl w:val="0"/>
+        </w:rPr>
+        <w:t xml:space="preserve">O AirDrop mostra que uma aplicação pode ser, na prática, uma pilha inteira de protocolos: BLE para acordar, AWDL para o link, mDNS para descobrir, TLS e HTTP para conversar, e formatos próprios (bplist, DVZip, CPIO) para transportar. O resultado é baixa latência e funcionamento offline, ao custo de depender de proximidade física e de uma autenticação que expõe hashes de contatos (HEINRICH et al., 2021). Como limitação, o trabalho se apoia em engenharia reversa feita por terceiros, já que o protocolo não é documentado oficialmente. </w:t>
         <w:tab/>
         <w:t xml:space="preserve"> </w:t>
         <w:tab/>
@@ -5205,37 +5063,6 @@
           <w:rFonts w:ascii="Times New Roman" w:cs="Times New Roman" w:eastAsia="Times New Roman" w:hAnsi="Times New Roman"/>
           <w:rtl w:val="0"/>
         </w:rPr>
-        <w:t xml:space="preserve">MACRUMORS. iOS 17.1: how to use AirDrop over cellular. </w:t>
-      </w:r>
-      <w:r>
-        <w:rPr>
-          <w:rFonts w:ascii="Times New Roman" w:cs="Times New Roman" w:eastAsia="Times New Roman" w:hAnsi="Times New Roman"/>
-          <w:b w:val="1"/>
-          <w:bCs w:val="1"/>
-          <w:rtl w:val="0"/>
-        </w:rPr>
-        <w:t xml:space="preserve">MacRumors</w:t>
-      </w:r>
-      <w:r>
-        <w:rPr>
-          <w:rFonts w:ascii="Times New Roman" w:cs="Times New Roman" w:eastAsia="Times New Roman" w:hAnsi="Times New Roman"/>
-          <w:rtl w:val="0"/>
-        </w:rPr>
-        <w:t xml:space="preserve">, [S. l.], out. 2023. Disponível em: https://www.macrumors.com/how-to/ios-use-airdrop-without-wi-fi/. Acesso em: 19 set. 2026.</w:t>
-      </w:r>
-    </w:p>
-    <w:p>
-      <w:pPr>
-        <w:spacing w:after="140" w:before="240" w:line="240" w:lineRule="auto"/>
-        <w:rPr>
-          <w:rFonts w:ascii="Times New Roman" w:cs="Times New Roman" w:eastAsia="Times New Roman" w:hAnsi="Times New Roman"/>
-        </w:rPr>
-      </w:pPr>
-      <w:r>
-        <w:rPr>
-          <w:rFonts w:ascii="Times New Roman" w:cs="Times New Roman" w:eastAsia="Times New Roman" w:hAnsi="Times New Roman"/>
-          <w:rtl w:val="0"/>
-        </w:rPr>
         <w:t xml:space="preserve">SECURE MOBILE NETWORKING LAB. </w:t>
       </w:r>
       <w:r>
@@ -5404,7 +5231,7 @@
         </w:rPr>
         <w:t xml:space="preserve">c)</w:t>
         <w:tab/>
-        <w:t xml:space="preserve">redação de trechos das seções 3 a 7 e revisão do texto a partir de correções apontadas pelos autores, como o papel do modo de visibilidade na fase de autenticação;</w:t>
+        <w:t xml:space="preserve">revisão do texto a partir de correções apontadas pelos autores, como o papel do modo de visibilidade na fase de autenticação;</w:t>
       </w:r>
     </w:p>
     <w:p>
@@ -5438,25 +5265,7 @@
           <w:rFonts w:ascii="Times New Roman" w:cs="Times New Roman" w:eastAsia="Times New Roman" w:hAnsi="Times New Roman"/>
           <w:rtl w:val="0"/>
         </w:rPr>
-        <w:t xml:space="preserve">) e as RFCs 4291, 6762 e 6763, que vieram do conhecimento geral da ferramenta e não de busca, e por isso devem ser conferidas nas próprias RFCs;</w:t>
-      </w:r>
-    </w:p>
-    <w:p>
-      <w:pPr>
-        <w:spacing w:before="240" w:line="276" w:lineRule="auto"/>
-        <w:ind w:left="1140" w:firstLine="0"/>
-        <w:rPr>
-          <w:rFonts w:ascii="Times New Roman" w:cs="Times New Roman" w:eastAsia="Times New Roman" w:hAnsi="Times New Roman"/>
-        </w:rPr>
-      </w:pPr>
-      <w:r>
-        <w:rPr>
-          <w:rFonts w:ascii="Times New Roman" w:cs="Times New Roman" w:eastAsia="Times New Roman" w:hAnsi="Times New Roman"/>
-          <w:rtl w:val="0"/>
-        </w:rPr>
-        <w:t xml:space="preserve">e)</w:t>
-        <w:tab/>
-        <w:t xml:space="preserve">revisão final de concordância, de consistência interna e de veracidade das informações, com conferência das afirmações técnicas contra as fontes citadas.</w:t>
+        <w:t xml:space="preserve">) e as RFCs 4291, 6762 e 6763, que vieram do conhecimento geral da ferramenta e não de busca, e por isso devem ser conferidas nas próprias RFCs.</w:t>
       </w:r>
     </w:p>
     <w:p>
